--- a/docs/protocol_participant_data.docx
+++ b/docs/protocol_participant_data.docx
@@ -98,7 +98,7 @@
           <w:sz w:val="21"/>
           <w:szCs w:val="21"/>
         </w:rPr>
-        <w:t xml:space="preserve">Источник: И — история болезни, О — опрос участника, Т — тест или измерение, Н — наблюдение экспериментатора.</w:t>
+        <w:t xml:space="preserve">Откуда сведения: И — история болезни, О — опрос участника, Т — тест или измерение, Н — наблюдение экспериментатора.</w:t>
       </w:r>
     </w:p>
     <w:p>
@@ -291,7 +291,7 @@
                 <w:sz w:val="20"/>
                 <w:szCs w:val="20"/>
               </w:rPr>
-              <w:t xml:space="preserve">Источник</w:t>
+              <w:t xml:space="preserve">Откуда</w:t>
             </w:r>
           </w:p>
         </w:tc>
@@ -811,7 +811,7 @@
                 <w:sz w:val="20"/>
                 <w:szCs w:val="20"/>
               </w:rPr>
-              <w:t xml:space="preserve">Источник</w:t>
+              <w:t xml:space="preserve">Откуда</w:t>
             </w:r>
           </w:p>
         </w:tc>
@@ -1839,7 +1839,7 @@
                 <w:sz w:val="20"/>
                 <w:szCs w:val="20"/>
               </w:rPr>
-              <w:t xml:space="preserve">Источник</w:t>
+              <w:t xml:space="preserve">Откуда</w:t>
             </w:r>
           </w:p>
         </w:tc>
@@ -2867,7 +2867,7 @@
                 <w:sz w:val="20"/>
                 <w:szCs w:val="20"/>
               </w:rPr>
-              <w:t xml:space="preserve">Источник</w:t>
+              <w:t xml:space="preserve">Откуда</w:t>
             </w:r>
           </w:p>
         </w:tc>
@@ -3641,7 +3641,7 @@
                 <w:sz w:val="20"/>
                 <w:szCs w:val="20"/>
               </w:rPr>
-              <w:t xml:space="preserve">Источник</w:t>
+              <w:t xml:space="preserve">Откуда</w:t>
             </w:r>
           </w:p>
         </w:tc>
@@ -4288,7 +4288,7 @@
                 <w:sz w:val="20"/>
                 <w:szCs w:val="20"/>
               </w:rPr>
-              <w:t xml:space="preserve">Источник</w:t>
+              <w:t xml:space="preserve">Откуда</w:t>
             </w:r>
           </w:p>
         </w:tc>
@@ -5316,7 +5316,7 @@
                 <w:sz w:val="20"/>
                 <w:szCs w:val="20"/>
               </w:rPr>
-              <w:t xml:space="preserve">Источник</w:t>
+              <w:t xml:space="preserve">Откуда</w:t>
             </w:r>
           </w:p>
         </w:tc>
@@ -5963,7 +5963,7 @@
                 <w:sz w:val="20"/>
                 <w:szCs w:val="20"/>
               </w:rPr>
-              <w:t xml:space="preserve">Источник</w:t>
+              <w:t xml:space="preserve">Откуда</w:t>
             </w:r>
           </w:p>
         </w:tc>
@@ -6991,7 +6991,7 @@
                 <w:sz w:val="20"/>
                 <w:szCs w:val="20"/>
               </w:rPr>
-              <w:t xml:space="preserve">Источник</w:t>
+              <w:t xml:space="preserve">Откуда</w:t>
             </w:r>
           </w:p>
         </w:tc>
@@ -8019,7 +8019,7 @@
                 <w:sz w:val="20"/>
                 <w:szCs w:val="20"/>
               </w:rPr>
-              <w:t xml:space="preserve">Источник</w:t>
+              <w:t xml:space="preserve">Откуда</w:t>
             </w:r>
           </w:p>
         </w:tc>
@@ -9047,7 +9047,7 @@
                 <w:sz w:val="20"/>
                 <w:szCs w:val="20"/>
               </w:rPr>
-              <w:t xml:space="preserve">Источник</w:t>
+              <w:t xml:space="preserve">Откуда</w:t>
             </w:r>
           </w:p>
         </w:tc>
@@ -9821,7 +9821,7 @@
                 <w:sz w:val="20"/>
                 <w:szCs w:val="20"/>
               </w:rPr>
-              <w:t xml:space="preserve">Источник</w:t>
+              <w:t xml:space="preserve">Откуда</w:t>
             </w:r>
           </w:p>
         </w:tc>
@@ -10468,7 +10468,7 @@
                 <w:sz w:val="20"/>
                 <w:szCs w:val="20"/>
               </w:rPr>
-              <w:t xml:space="preserve">Источник</w:t>
+              <w:t xml:space="preserve">Откуда</w:t>
             </w:r>
           </w:p>
         </w:tc>
